--- a/paid-workshop-assets/v5.2.1-production-final/Paid_Workshop_v5.2.1_FINAL_QA_Report.docx
+++ b/paid-workshop-assets/v5.2.1-production-final/Paid_Workshop_v5.2.1_FINAL_QA_Report.docx
@@ -39,7 +39,7 @@
           <w:color w:val="555555"/>
           <w:sz w:val="22"/>
         </w:rPr>
-        <w:t>21-point production-freeze verification, run against Decide_Whether_to_Stay_or_Leave_Your_Job_WORKSHOP_DECK_v5.2.1_FINAL.pptx (46 total slide parts: 45 visible + 1 hidden). Each item was checked programmatically against the actual file, not assumed from prior rounds.</w:t>
+        <w:t>22-point production-freeze verification, run against Decide_Whether_to_Stay_or_Leave_Your_Job_WORKSHOP_DECK_v5.2.1_FINAL.pptx (46 total slide parts: 45 visible + 1 hidden), after the speaker-notes correction patch. Each item was checked programmatically against the actual file, not assumed from prior rounds or from the separate Timing Map document.</w:t>
       </w:r>
     </w:p>
     <w:p>
@@ -52,6 +52,681 @@
           <w:sz w:val="16"/>
         </w:rPr>
         <w:t>――――――――――――――――――――――――――――――――――――――――</w:t>
+      </w:r>
+    </w:p>
+    <w:p>
+      <w:pPr>
+        <w:spacing w:before="240" w:after="80"/>
+      </w:pPr>
+      <w:r>
+        <w:rPr>
+          <w:b/>
+          <w:sz w:val="25"/>
+        </w:rPr>
+        <w:t>CORRECTION RE-CHECK (THIS PASS)</w:t>
+      </w:r>
+    </w:p>
+    <w:p>
+      <w:pPr>
+        <w:spacing w:after="160" w:before="0"/>
+      </w:pPr>
+      <w:r>
+        <w:rPr>
+          <w:b w:val="0"/>
+          <w:i w:val="0"/>
+          <w:color w:val="B00000"/>
+          <w:sz w:val="21"/>
+        </w:rPr>
+        <w:t>The prior QA Report undercounted its own checklist (said "21-point," table had 22 rows) and — more materially — the deck's own speaker notes on slide 3 still said "0:00 to 3:00," conflicting with the approved opening sequence and overlapping the Title and Boundary bands. Both are corrected. The table below was re-run against the corrected file.</w:t>
+      </w:r>
+    </w:p>
+    <w:p>
+      <w:pPr>
+        <w:spacing w:before="80" w:after="80"/>
+      </w:pPr>
+      <w:r>
+        <w:rPr>
+          <w:color w:val="555555"/>
+          <w:sz w:val="16"/>
+        </w:rPr>
+        <w:t>――――――――――――――――――――――――――――――――――――――――</w:t>
+      </w:r>
+    </w:p>
+    <w:p>
+      <w:pPr>
+        <w:spacing w:before="240" w:after="80"/>
+      </w:pPr>
+      <w:r>
+        <w:rPr>
+          <w:b/>
+          <w:sz w:val="25"/>
+        </w:rPr>
+        <w:t>TIMING RE-VERIFICATION — READ DIRECTLY FROM PPTX SPEAKER NOTES</w:t>
+      </w:r>
+    </w:p>
+    <w:tbl>
+      <w:tblPr>
+        <w:tblStyle w:val="LightGrid-Accent1"/>
+        <w:tblW w:type="auto" w:w="0"/>
+        <w:tblLook w:firstColumn="1" w:firstRow="1" w:lastColumn="0" w:lastRow="0" w:noHBand="0" w:noVBand="1" w:val="04A0"/>
+      </w:tblPr>
+      <w:tblGrid>
+        <w:gridCol w:w="2340"/>
+        <w:gridCol w:w="2340"/>
+        <w:gridCol w:w="2340"/>
+        <w:gridCol w:w="2340"/>
+      </w:tblGrid>
+      <w:tr>
+        <w:tc>
+          <w:tcPr>
+            <w:tcW w:type="dxa" w:w="1008"/>
+          </w:tcPr>
+          <w:p>
+            <w:r/>
+            <w:r>
+              <w:rPr>
+                <w:b/>
+                <w:sz w:val="19"/>
+              </w:rPr>
+              <w:t>Slide</w:t>
+            </w:r>
+          </w:p>
+        </w:tc>
+        <w:tc>
+          <w:tcPr>
+            <w:tcW w:type="dxa" w:w="1584"/>
+          </w:tcPr>
+          <w:p>
+            <w:r/>
+            <w:r>
+              <w:rPr>
+                <w:b/>
+                <w:sz w:val="19"/>
+              </w:rPr>
+              <w:t>Band</w:t>
+            </w:r>
+          </w:p>
+        </w:tc>
+        <w:tc>
+          <w:tcPr>
+            <w:tcW w:type="dxa" w:w="5184"/>
+          </w:tcPr>
+          <w:p>
+            <w:r/>
+            <w:r>
+              <w:rPr>
+                <w:b/>
+                <w:sz w:val="19"/>
+              </w:rPr>
+              <w:t>Segment</w:t>
+            </w:r>
+          </w:p>
+        </w:tc>
+        <w:tc>
+          <w:tcPr>
+            <w:tcW w:type="dxa" w:w="864"/>
+          </w:tcPr>
+          <w:p>
+            <w:r/>
+            <w:r>
+              <w:rPr>
+                <w:b/>
+                <w:sz w:val="19"/>
+              </w:rPr>
+              <w:t>Result</w:t>
+            </w:r>
+          </w:p>
+        </w:tc>
+      </w:tr>
+      <w:tr>
+        <w:tc>
+          <w:tcPr>
+            <w:tcW w:type="dxa" w:w="1008"/>
+          </w:tcPr>
+          <w:p>
+            <w:r/>
+            <w:r>
+              <w:rPr>
+                <w:sz w:val="19"/>
+              </w:rPr>
+              <w:t>Slide 1</w:t>
+            </w:r>
+          </w:p>
+        </w:tc>
+        <w:tc>
+          <w:tcPr>
+            <w:tcW w:type="dxa" w:w="1584"/>
+          </w:tcPr>
+          <w:p>
+            <w:r/>
+            <w:r>
+              <w:rPr>
+                <w:sz w:val="19"/>
+              </w:rPr>
+              <w:t>0:00–0:45</w:t>
+            </w:r>
+          </w:p>
+        </w:tc>
+        <w:tc>
+          <w:tcPr>
+            <w:tcW w:type="dxa" w:w="5184"/>
+          </w:tcPr>
+          <w:p>
+            <w:r/>
+            <w:r>
+              <w:rPr>
+                <w:sz w:val="19"/>
+              </w:rPr>
+              <w:t>Title and welcome</w:t>
+            </w:r>
+          </w:p>
+        </w:tc>
+        <w:tc>
+          <w:tcPr>
+            <w:tcW w:type="dxa" w:w="864"/>
+          </w:tcPr>
+          <w:p>
+            <w:r/>
+            <w:r>
+              <w:rPr>
+                <w:sz w:val="19"/>
+              </w:rPr>
+              <w:t>PASS</w:t>
+            </w:r>
+          </w:p>
+        </w:tc>
+      </w:tr>
+      <w:tr>
+        <w:tc>
+          <w:tcPr>
+            <w:tcW w:type="dxa" w:w="1008"/>
+          </w:tcPr>
+          <w:p>
+            <w:r/>
+            <w:r>
+              <w:rPr>
+                <w:sz w:val="19"/>
+              </w:rPr>
+              <w:t>Slide 3</w:t>
+            </w:r>
+          </w:p>
+        </w:tc>
+        <w:tc>
+          <w:tcPr>
+            <w:tcW w:type="dxa" w:w="1584"/>
+          </w:tcPr>
+          <w:p>
+            <w:r/>
+            <w:r>
+              <w:rPr>
+                <w:sz w:val="19"/>
+              </w:rPr>
+              <w:t>0:45–2:15</w:t>
+            </w:r>
+          </w:p>
+        </w:tc>
+        <w:tc>
+          <w:tcPr>
+            <w:tcW w:type="dxa" w:w="5184"/>
+          </w:tcPr>
+          <w:p>
+            <w:r/>
+            <w:r>
+              <w:rPr>
+                <w:sz w:val="19"/>
+              </w:rPr>
+              <w:t>Why I Built the Capability Position Read (corrected from 0:00-3:00)</w:t>
+            </w:r>
+          </w:p>
+        </w:tc>
+        <w:tc>
+          <w:tcPr>
+            <w:tcW w:type="dxa" w:w="864"/>
+          </w:tcPr>
+          <w:p>
+            <w:r/>
+            <w:r>
+              <w:rPr>
+                <w:sz w:val="19"/>
+              </w:rPr>
+              <w:t>PASS</w:t>
+            </w:r>
+          </w:p>
+        </w:tc>
+      </w:tr>
+      <w:tr>
+        <w:tc>
+          <w:tcPr>
+            <w:tcW w:type="dxa" w:w="1008"/>
+          </w:tcPr>
+          <w:p>
+            <w:r/>
+            <w:r>
+              <w:rPr>
+                <w:sz w:val="19"/>
+              </w:rPr>
+              <w:t>Slide 4</w:t>
+            </w:r>
+          </w:p>
+        </w:tc>
+        <w:tc>
+          <w:tcPr>
+            <w:tcW w:type="dxa" w:w="1584"/>
+          </w:tcPr>
+          <w:p>
+            <w:r/>
+            <w:r>
+              <w:rPr>
+                <w:sz w:val="19"/>
+              </w:rPr>
+              <w:t>2:15–3:15</w:t>
+            </w:r>
+          </w:p>
+        </w:tc>
+        <w:tc>
+          <w:tcPr>
+            <w:tcW w:type="dxa" w:w="5184"/>
+          </w:tcPr>
+          <w:p>
+            <w:r/>
+            <w:r>
+              <w:rPr>
+                <w:sz w:val="19"/>
+              </w:rPr>
+              <w:t>Boundary and privacy</w:t>
+            </w:r>
+          </w:p>
+        </w:tc>
+        <w:tc>
+          <w:tcPr>
+            <w:tcW w:type="dxa" w:w="864"/>
+          </w:tcPr>
+          <w:p>
+            <w:r/>
+            <w:r>
+              <w:rPr>
+                <w:sz w:val="19"/>
+              </w:rPr>
+              <w:t>PASS</w:t>
+            </w:r>
+          </w:p>
+        </w:tc>
+      </w:tr>
+      <w:tr>
+        <w:tc>
+          <w:tcPr>
+            <w:tcW w:type="dxa" w:w="1008"/>
+          </w:tcPr>
+          <w:p>
+            <w:r/>
+            <w:r>
+              <w:rPr>
+                <w:sz w:val="19"/>
+              </w:rPr>
+              <w:t>Slide 5</w:t>
+            </w:r>
+          </w:p>
+        </w:tc>
+        <w:tc>
+          <w:tcPr>
+            <w:tcW w:type="dxa" w:w="1584"/>
+          </w:tcPr>
+          <w:p>
+            <w:r/>
+            <w:r>
+              <w:rPr>
+                <w:sz w:val="19"/>
+              </w:rPr>
+              <w:t>3:15–4:15</w:t>
+            </w:r>
+          </w:p>
+        </w:tc>
+        <w:tc>
+          <w:tcPr>
+            <w:tcW w:type="dxa" w:w="5184"/>
+          </w:tcPr>
+          <w:p>
+            <w:r/>
+            <w:r>
+              <w:rPr>
+                <w:sz w:val="19"/>
+              </w:rPr>
+              <w:t>Institutional vantage</w:t>
+            </w:r>
+          </w:p>
+        </w:tc>
+        <w:tc>
+          <w:tcPr>
+            <w:tcW w:type="dxa" w:w="864"/>
+          </w:tcPr>
+          <w:p>
+            <w:r/>
+            <w:r>
+              <w:rPr>
+                <w:sz w:val="19"/>
+              </w:rPr>
+              <w:t>PASS</w:t>
+            </w:r>
+          </w:p>
+        </w:tc>
+      </w:tr>
+      <w:tr>
+        <w:tc>
+          <w:tcPr>
+            <w:tcW w:type="dxa" w:w="1008"/>
+          </w:tcPr>
+          <w:p>
+            <w:r/>
+            <w:r>
+              <w:rPr>
+                <w:sz w:val="19"/>
+              </w:rPr>
+              <w:t>Slide 6</w:t>
+            </w:r>
+          </w:p>
+        </w:tc>
+        <w:tc>
+          <w:tcPr>
+            <w:tcW w:type="dxa" w:w="1584"/>
+          </w:tcPr>
+          <w:p>
+            <w:r/>
+            <w:r>
+              <w:rPr>
+                <w:sz w:val="19"/>
+              </w:rPr>
+              <w:t>4:15–5:15</w:t>
+            </w:r>
+          </w:p>
+        </w:tc>
+        <w:tc>
+          <w:tcPr>
+            <w:tcW w:type="dxa" w:w="5184"/>
+          </w:tcPr>
+          <w:p>
+            <w:r/>
+            <w:r>
+              <w:rPr>
+                <w:sz w:val="19"/>
+              </w:rPr>
+              <w:t>Reframe</w:t>
+            </w:r>
+          </w:p>
+        </w:tc>
+        <w:tc>
+          <w:tcPr>
+            <w:tcW w:type="dxa" w:w="864"/>
+          </w:tcPr>
+          <w:p>
+            <w:r/>
+            <w:r>
+              <w:rPr>
+                <w:sz w:val="19"/>
+              </w:rPr>
+              <w:t>PASS</w:t>
+            </w:r>
+          </w:p>
+        </w:tc>
+      </w:tr>
+      <w:tr>
+        <w:tc>
+          <w:tcPr>
+            <w:tcW w:type="dxa" w:w="1008"/>
+          </w:tcPr>
+          <w:p>
+            <w:r/>
+            <w:r>
+              <w:rPr>
+                <w:sz w:val="19"/>
+              </w:rPr>
+              <w:t>Slide 7</w:t>
+            </w:r>
+          </w:p>
+        </w:tc>
+        <w:tc>
+          <w:tcPr>
+            <w:tcW w:type="dxa" w:w="1584"/>
+          </w:tcPr>
+          <w:p>
+            <w:r/>
+            <w:r>
+              <w:rPr>
+                <w:sz w:val="19"/>
+              </w:rPr>
+              <w:t>5:15–6:30</w:t>
+            </w:r>
+          </w:p>
+        </w:tc>
+        <w:tc>
+          <w:tcPr>
+            <w:tcW w:type="dxa" w:w="5184"/>
+          </w:tcPr>
+          <w:p>
+            <w:r/>
+            <w:r>
+              <w:rPr>
+                <w:sz w:val="19"/>
+              </w:rPr>
+              <w:t>Orientation</w:t>
+            </w:r>
+          </w:p>
+        </w:tc>
+        <w:tc>
+          <w:tcPr>
+            <w:tcW w:type="dxa" w:w="864"/>
+          </w:tcPr>
+          <w:p>
+            <w:r/>
+            <w:r>
+              <w:rPr>
+                <w:sz w:val="19"/>
+              </w:rPr>
+              <w:t>PASS</w:t>
+            </w:r>
+          </w:p>
+        </w:tc>
+      </w:tr>
+      <w:tr>
+        <w:tc>
+          <w:tcPr>
+            <w:tcW w:type="dxa" w:w="1008"/>
+          </w:tcPr>
+          <w:p>
+            <w:r/>
+            <w:r>
+              <w:rPr>
+                <w:sz w:val="19"/>
+              </w:rPr>
+              <w:t>Slide 8</w:t>
+            </w:r>
+          </w:p>
+        </w:tc>
+        <w:tc>
+          <w:tcPr>
+            <w:tcW w:type="dxa" w:w="1584"/>
+          </w:tcPr>
+          <w:p>
+            <w:r/>
+            <w:r>
+              <w:rPr>
+                <w:sz w:val="19"/>
+              </w:rPr>
+              <w:t>6:30–8:00</w:t>
+            </w:r>
+          </w:p>
+        </w:tc>
+        <w:tc>
+          <w:tcPr>
+            <w:tcW w:type="dxa" w:w="5184"/>
+          </w:tcPr>
+          <w:p>
+            <w:r/>
+            <w:r>
+              <w:rPr>
+                <w:sz w:val="19"/>
+              </w:rPr>
+              <w:t>What You Will Leave With</w:t>
+            </w:r>
+          </w:p>
+        </w:tc>
+        <w:tc>
+          <w:tcPr>
+            <w:tcW w:type="dxa" w:w="864"/>
+          </w:tcPr>
+          <w:p>
+            <w:r/>
+            <w:r>
+              <w:rPr>
+                <w:sz w:val="19"/>
+              </w:rPr>
+              <w:t>PASS</w:t>
+            </w:r>
+          </w:p>
+        </w:tc>
+      </w:tr>
+      <w:tr>
+        <w:tc>
+          <w:tcPr>
+            <w:tcW w:type="dxa" w:w="1008"/>
+          </w:tcPr>
+          <w:p>
+            <w:r/>
+            <w:r>
+              <w:rPr>
+                <w:sz w:val="19"/>
+              </w:rPr>
+              <w:t>Slide 9</w:t>
+            </w:r>
+          </w:p>
+        </w:tc>
+        <w:tc>
+          <w:tcPr>
+            <w:tcW w:type="dxa" w:w="1584"/>
+          </w:tcPr>
+          <w:p>
+            <w:r/>
+            <w:r>
+              <w:rPr>
+                <w:sz w:val="19"/>
+              </w:rPr>
+              <w:t>begins 8:00</w:t>
+            </w:r>
+          </w:p>
+        </w:tc>
+        <w:tc>
+          <w:tcPr>
+            <w:tcW w:type="dxa" w:w="5184"/>
+          </w:tcPr>
+          <w:p>
+            <w:r/>
+            <w:r>
+              <w:rPr>
+                <w:sz w:val="19"/>
+              </w:rPr>
+              <w:t>Density ("8 to 14. DEFINE, THEN CORRECT...")</w:t>
+            </w:r>
+          </w:p>
+        </w:tc>
+        <w:tc>
+          <w:tcPr>
+            <w:tcW w:type="dxa" w:w="864"/>
+          </w:tcPr>
+          <w:p>
+            <w:r/>
+            <w:r>
+              <w:rPr>
+                <w:sz w:val="19"/>
+              </w:rPr>
+              <w:t>PASS</w:t>
+            </w:r>
+          </w:p>
+        </w:tc>
+      </w:tr>
+    </w:tbl>
+    <w:p>
+      <w:pPr>
+        <w:spacing w:after="120"/>
+      </w:pPr>
+    </w:p>
+    <w:p>
+      <w:pPr>
+        <w:pStyle w:val="ListBullet"/>
+        <w:spacing w:after="60"/>
+      </w:pPr>
+      <w:r>
+        <w:rPr>
+          <w:b/>
+          <w:sz w:val="22"/>
+        </w:rPr>
+        <w:t xml:space="preserve">No gap or overlap in the 0-8 opening: CONFIRMED. </w:t>
+      </w:r>
+      <w:r>
+        <w:rPr>
+          <w:sz w:val="22"/>
+        </w:rPr>
+        <w:t>Every band's end time equals the next band's start time; the opening sums to exactly 8:00.</w:t>
+      </w:r>
+    </w:p>
+    <w:p>
+      <w:pPr>
+        <w:pStyle w:val="ListBullet"/>
+        <w:spacing w:after="60"/>
+      </w:pPr>
+      <w:r>
+        <w:rPr>
+          <w:b/>
+          <w:sz w:val="22"/>
+        </w:rPr>
+        <w:t xml:space="preserve">105-minute core: CONFIRMED. </w:t>
+      </w:r>
+      <w:r>
+        <w:rPr>
+          <w:sz w:val="22"/>
+        </w:rPr>
+        <w:t>Close slide (41) notes begin "100 to 105"; core is 0-105 with no gap or overlap in any prior band.</w:t>
+      </w:r>
+    </w:p>
+    <w:p>
+      <w:pPr>
+        <w:pStyle w:val="ListBullet"/>
+        <w:spacing w:after="60"/>
+      </w:pPr>
+      <w:r>
+        <w:rPr>
+          <w:b/>
+          <w:sz w:val="22"/>
+        </w:rPr>
+        <w:t xml:space="preserve">15-minute Q&amp;A: CONFIRMED. </w:t>
+      </w:r>
+      <w:r>
+        <w:rPr>
+          <w:sz w:val="22"/>
+        </w:rPr>
+        <w:t>Q&amp;A slide (43) notes begin "105 to 120."</w:t>
+      </w:r>
+    </w:p>
+    <w:p>
+      <w:pPr>
+        <w:spacing w:before="80" w:after="80"/>
+      </w:pPr>
+      <w:r>
+        <w:rPr>
+          <w:color w:val="555555"/>
+          <w:sz w:val="16"/>
+        </w:rPr>
+        <w:t>――――――――――――――――――――――――――――――――――――――――</w:t>
+      </w:r>
+    </w:p>
+    <w:p>
+      <w:pPr>
+        <w:spacing w:before="240" w:after="80"/>
+      </w:pPr>
+      <w:r>
+        <w:rPr>
+          <w:b/>
+          <w:sz w:val="25"/>
+        </w:rPr>
+        <w:t>FULL 22-POINT CHECKLIST</w:t>
       </w:r>
     </w:p>
     <w:tbl>
@@ -355,7 +1030,7 @@
               <w:rPr>
                 <w:sz w:val="19"/>
               </w:rPr>
-              <w:t>Slide 2 carries show="0"; the backup PDF renderer (which follows the same convention as live delivery software) produces 45 pages, excluding it.</w:t>
+              <w:t>Slide 2 carries show="0"; the backup PDF renderer produces 45 pages, excluding it.</w:t>
             </w:r>
           </w:p>
         </w:tc>
@@ -529,7 +1204,7 @@
               <w:rPr>
                 <w:sz w:val="19"/>
               </w:rPr>
-              <w:t>Timing bands run continuously 0 through 105 with no gap or overlap; CLOSE slide notes begin "100 to 105."</w:t>
+              <w:t>Timing bands run continuously 0 through 105 with no gap or overlap, re-verified directly against the corrected PPTX notes (see table above); CLOSE slide notes begin "100 to 105."</w:t>
             </w:r>
           </w:p>
         </w:tc>
@@ -645,7 +1320,7 @@
               <w:rPr>
                 <w:sz w:val="19"/>
               </w:rPr>
-              <w:t>Every Initial Read and Evidence-Backed Read slide diffed directly against v5.1 FINAL: zero mismatches.</w:t>
+              <w:t>Every Initial Read and Evidence-Backed Read slide diffed directly against v5.1 FINAL: zero mismatches. Not touched by this correction patch (notes-only, on slides 3 and 8).</w:t>
             </w:r>
           </w:p>
         </w:tc>
@@ -703,7 +1378,7 @@
               <w:rPr>
                 <w:sz w:val="19"/>
               </w:rPr>
-              <w:t>Initial read (slides 12-17) and evidence-backed reread (slide 29, "Score all twelve again") both present, unchanged.</w:t>
+              <w:t>Initial read (slides 12-17) and evidence-backed reread (slide 29) both present, unchanged.</w:t>
             </w:r>
           </w:p>
         </w:tc>
@@ -761,7 +1436,7 @@
               <w:rPr>
                 <w:sz w:val="19"/>
               </w:rPr>
-              <w:t>Confirmed ordering: First Placement (20) -&gt; Part B release (21) -&gt; evidence protocol (23-28) -&gt; evidence-backed reread (29). Pass one completes before the evidence protocol is introduced.</w:t>
+              <w:t>Confirmed ordering: First Placement (20) -&gt; Part B release (21) -&gt; evidence protocol (23-28) -&gt; evidence-backed reread (29).</w:t>
             </w:r>
           </w:p>
         </w:tc>
@@ -877,7 +1552,7 @@
               <w:rPr>
                 <w:sz w:val="19"/>
               </w:rPr>
-              <w:t>Slide 39 notes: "88 to 96. SILENT WORK. EIGHT MINUTES. PROTECTED UNDER ALL TIME PRESSURE. Never reduce this below eight minutes."</w:t>
+              <w:t>Slide 39 notes: "88 to 96. SILENT WORK. EIGHT MINUTES. PROTECTED UNDER ALL TIME PRESSURE."</w:t>
             </w:r>
           </w:p>
         </w:tc>
@@ -993,7 +1668,7 @@
               <w:rPr>
                 <w:sz w:val="19"/>
               </w:rPr>
-              <w:t>All eight underlying promises confirmed present across the three cards: initial reading, evidence-backed reading, provisional state/boundary reading, category of move, Next-Move Decision, 30-day evidence process, 30-Day Evidence Review, 90-day rescore.</w:t>
+              <w:t>All eight underlying promises confirmed present across the three cards. WHAT TO SAY notes now name all three cards explicitly in delivery order.</w:t>
             </w:r>
           </w:p>
         </w:tc>
@@ -1109,7 +1784,7 @@
               <w:rPr>
                 <w:sz w:val="19"/>
               </w:rPr>
-              <w:t>"[CONFIRMED DATE, TIME, TIME ZONE]" present in bold rust inside the CLOSE slide's Card 2. Must be replaced with the confirmed date, time, and time zone before the deck is used with real participants.</w:t>
+              <w:t>"[CONFIRMED DATE, TIME, TIME ZONE]" present in bold rust inside the CLOSE slide's Card 2, unchanged by this patch.</w:t>
             </w:r>
           </w:p>
         </w:tc>
@@ -1225,7 +1900,7 @@
               <w:rPr>
                 <w:sz w:val="19"/>
               </w:rPr>
-              <w:t>Full-deck montage and per-slide visual review show no empty text boxes or unfilled layout regions, other than the intentionally bracketed 30-Day Evidence Review field (item 17, flagged by design).</w:t>
+              <w:t>Full-deck montage and per-slide visual review show no empty text boxes or unfilled layout regions, other than the intentionally bracketed 30-Day Evidence Review field (item 17).</w:t>
             </w:r>
           </w:p>
         </w:tc>
@@ -1283,7 +1958,7 @@
               <w:rPr>
                 <w:sz w:val="19"/>
               </w:rPr>
-              <w:t>Visual review of all 45 rendered pages (backup PDF) and all 46 slides (presenter notes PDF, including the hidden poll) shows no text overflowing its box or slide boundary.</w:t>
+              <w:t>Visual review of all 45 rendered pages (backup PDF, unchanged) and all 46 slides (regenerated presenter notes PDF, including the hidden poll) shows no text overflowing its box or slide boundary.</w:t>
             </w:r>
           </w:p>
         </w:tc>
@@ -1399,7 +2074,7 @@
               <w:rPr>
                 <w:sz w:val="19"/>
               </w:rPr>
-              <w:t>All card and slide copy reviewed against previously approved wording; no new statistics, testimonials, or outcome claims were introduced anywhere in this pass.</w:t>
+              <w:t>All card and slide copy, and the corrected slide-3/slide-8 speaker notes, reviewed against previously approved wording; no new statistics, testimonials, or outcome claims introduced.</w:t>
             </w:r>
           </w:p>
         </w:tc>
@@ -1450,7 +2125,7 @@
         <w:rPr>
           <w:sz w:val="22"/>
         </w:rPr>
-        <w:t>PASS — testzip clean; zero warnings on open/touch-all-notes/re-save; no duplicate part names; 46 total slide parts (45 visible + 1 hidden).</w:t>
+        <w:t>PASS — testzip clean; zero warnings on open/touch-all-notes/re-save; no duplicate part names; 46 total slide parts (45 visible + 1 hidden). Paragraph counts on slides 3 (17) and 8 (5) unchanged from before the correction — only paragraph text was rewritten, no paragraph added or removed.</w:t>
       </w:r>
     </w:p>
     <w:p>
@@ -1463,13 +2138,13 @@
           <w:b/>
           <w:sz w:val="22"/>
         </w:rPr>
-        <w:t xml:space="preserve">Document metadata. </w:t>
+        <w:t xml:space="preserve">Slide-face integrity. </w:t>
       </w:r>
       <w:r>
         <w:rPr>
           <w:sz w:val="22"/>
         </w:rPr>
-        <w:t>PASS — backup PDF Title/Author/Subject/Keywords all identify "v5.2.1 FINAL."</w:t>
+        <w:t>PASS — snapshotted every slide-face shape's text before and after the correction across all 46 slides: zero slide-face shapes changed anywhere in the deck. Only the two targeted notes paragraphs differ.</w:t>
       </w:r>
     </w:p>
     <w:p>
@@ -1488,7 +2163,7 @@
         <w:rPr>
           <w:sz w:val="22"/>
         </w:rPr>
-        <w:t>PASS — 45 pages, correct slide order, hidden Opening Poll excluded, no missing fonts (font fallback registered), no blank boxes, no clipped text.</w:t>
+        <w:t>PASS — Title/Author/Subject/Keywords still identify "v5.2.1 FINAL"; text-identical to the pre-correction backup PDF (confirmed page-by-page); not regenerated, since notes are not part of its rendered pages.</w:t>
       </w:r>
     </w:p>
     <w:p>
@@ -1507,7 +2182,7 @@
         <w:rPr>
           <w:sz w:val="22"/>
         </w:rPr>
-        <w:t>PASS — 47 pages (46 slides, one long-notes slide overflowing to a second page), thumbnail + full verbatim notes + quick-reference fields on every slide including the hidden poll, "FACILITATOR ONLY — NOT FOR PARTICIPANT DISTRIBUTION" banner on every page.</w:t>
+        <w:t>PASS — regenerated (source PPTX notes changed); 47 pages; slide 3 now shows "0:45 to 2:15" with the new SPOKEN DELIVERY line; slide 8 now shows the three-card WHAT TO SAY language; the detailed story guardrails remain fully present on slide 3; "FACILITATOR ONLY — NOT FOR PARTICIPANT DISTRIBUTION" banner confirmed on every page.</w:t>
       </w:r>
     </w:p>
     <w:p>
@@ -1533,7 +2208,7 @@
           <w:color w:val="B00000"/>
           <w:sz w:val="22"/>
         </w:rPr>
-        <w:t>OVERALL RESULT: PASS on all 22 items, with one standing MUST-FILL item (30-Day Evidence Review date/time/time zone) that must be completed before live delivery — unchanged status from v5.2 and v5.2.1.</w:t>
+        <w:t>OVERALL RESULT: PASS on all 22 items, confirmed after the Welcome-slide timing conflict was corrected and rechecked. One standing MUST-FILL item carries forward unchanged: the 30-Day Evidence Review date/time/time zone placeholder must be completed before live delivery.</w:t>
       </w:r>
     </w:p>
     <w:p>
@@ -1559,7 +2234,7 @@
           <w:color w:val="555555"/>
           <w:sz w:val="16"/>
         </w:rPr>
-        <w:t>PAID WORKSHOP v5.2.1 FINAL — QA REPORT</w:t>
+        <w:t>PAID WORKSHOP v5.2.1 FINAL — QA REPORT (WITH CORRECTION PATCH)</w:t>
       </w:r>
     </w:p>
     <w:sectPr>
